--- a/rapports/2026-06-06/EQ14/EQ14_enq2_v2/DR_malforme_1_11202E_11/99-53-16-38.docx
+++ b/rapports/2026-06-06/EQ14/EQ14_enq2_v2/DR_malforme_1_11202E_11/99-53-16-38.docx
@@ -297,7 +297,7 @@
           <w:color w:val="1F6FEB"/>
           <w:sz w:val="22"/>
         </w:rPr>
-        <w:t>⚠ INCOHÉRENCES À CORRIGER (71)</w:t>
+        <w:t>⚠ INCOHÉRENCES À CORRIGER (66)</w:t>
       </w:r>
     </w:p>
     <w:tbl>
@@ -1084,7 +1084,7 @@
                 <w:color w:val="16A34A"/>
                 <w:sz w:val="16"/>
               </w:rPr>
-              <w:t>s01q25, s01q30, s04q23, s01q00b, s01q30_decode, s04q23_decode</w:t>
+              <w:t>—</w:t>
             </w:r>
           </w:p>
         </w:tc>
@@ -1115,7 +1115,7 @@
                 <w:i w:val="0"/>
                 <w:sz w:val="17"/>
               </w:rPr>
-              <w:t>Incoherence! MARY SAMBA DIALLO a declaré que la catégorie socioprofessionnelle de son père est  alors que le père lui-même declare comme catégorie socioprofessionnelle Travailleur pour compte propre au niveau de la section 4b.</w:t>
+              <w:t>Incoherence! La mère de HAWA SAMBA DIALLO est trop jeune ou vielle pour avoir HAWA SAMBA DIALLO selon l'écart d'âge (10 ans) entre lui et sa mère, prière de revoir l'âge de HAWA SAMBA DIALLO ou de sa mère.</w:t>
             </w:r>
           </w:p>
         </w:tc>
@@ -1205,7 +1205,7 @@
                 <w:i w:val="0"/>
                 <w:sz w:val="17"/>
               </w:rPr>
-              <w:t>Incoherence! PENDA SAMBA  DIALLO a declaré que la catégorie socioprofessionnelle de son père est  alors que le père lui-même declare comme catégorie socioprofessionnelle Travailleur pour compte propre au niveau de la section 4b.</w:t>
+              <w:t>Incoherence! HAWA SAMBA DIALLO a declaré que la catégorie socioprofessionnelle de son père est  alors que le père lui-même declare comme catégorie socioprofessionnelle Travailleur pour compte propre au niveau de la section 4b.</w:t>
             </w:r>
           </w:p>
         </w:tc>
@@ -1264,7 +1264,7 @@
                 <w:color w:val="16A34A"/>
                 <w:sz w:val="16"/>
               </w:rPr>
-              <w:t>—</w:t>
+              <w:t>s01q25, s01q30, s04q23, s01q00b, s01q30_decode, s04q23_decode</w:t>
             </w:r>
           </w:p>
         </w:tc>
@@ -1295,7 +1295,7 @@
                 <w:i w:val="0"/>
                 <w:sz w:val="17"/>
               </w:rPr>
-              <w:t>Incoherence! SAMBA DIOULDE DIALLO a declaré que la branche d'activité de sa mère est  alors que la mère elle-même declare comme branche Sans emploi au niveau de la section 4a.</w:t>
+              <w:t>Incoherence! MARY SAMBA DIALLO a declaré que la catégorie socioprofessionnelle de son père est  alors que le père lui-même declare comme catégorie socioprofessionnelle Travailleur pour compte propre au niveau de la section 4b.</w:t>
             </w:r>
           </w:p>
         </w:tc>
@@ -1354,7 +1354,7 @@
                 <w:color w:val="16A34A"/>
                 <w:sz w:val="16"/>
               </w:rPr>
-              <w:t>—</w:t>
+              <w:t>s01q25, s01q30, s04q23, s01q00b, s01q30_decode, s04q23_decode</w:t>
             </w:r>
           </w:p>
         </w:tc>
@@ -1385,7 +1385,7 @@
                 <w:i w:val="0"/>
                 <w:sz w:val="17"/>
               </w:rPr>
-              <w:t>Incoherence! La mère de HAWA SAMBA DIALLO est trop jeune ou vielle pour avoir HAWA SAMBA DIALLO selon l'écart d'âge (10 ans) entre lui et sa mère, prière de revoir l'âge de HAWA SAMBA DIALLO ou de sa mère.</w:t>
+              <w:t>Incoherence! PENDA SAMBA  DIALLO a declaré que la catégorie socioprofessionnelle de son père est  alors que le père lui-même declare comme catégorie socioprofessionnelle Travailleur pour compte propre au niveau de la section 4b.</w:t>
             </w:r>
           </w:p>
         </w:tc>
@@ -1444,7 +1444,7 @@
                 <w:color w:val="16A34A"/>
                 <w:sz w:val="16"/>
               </w:rPr>
-              <w:t>s01q25, s01q30, s04q23, s01q00b, s01q30_decode, s04q23_decode</w:t>
+              <w:t>—</w:t>
             </w:r>
           </w:p>
         </w:tc>
@@ -1475,7 +1475,7 @@
                 <w:i w:val="0"/>
                 <w:sz w:val="17"/>
               </w:rPr>
-              <w:t>Incoherence! HAWA SAMBA DIALLO a declaré que la catégorie socioprofessionnelle de son père est  alors que le père lui-même declare comme catégorie socioprofessionnelle Travailleur pour compte propre au niveau de la section 4b.</w:t>
+              <w:t>Incoherence! SAMBA DIOULDE DIALLO a declaré que la branche d'activité de sa mère est  alors que la mère elle-même declare comme branche Sans emploi au niveau de la section 4a.</w:t>
             </w:r>
           </w:p>
         </w:tc>
@@ -2645,7 +2645,7 @@
                 <w:i w:val="0"/>
                 <w:sz w:val="17"/>
               </w:rPr>
-              <w:t>Prière de verifier l'information donnée par MARY SAMBA DIALLO ou corriger au niveau de la section 1.</w:t>
+              <w:t>Dans le cas contraire rassurez vous que c'est bien son fils/fille biologique.</w:t>
             </w:r>
           </w:p>
         </w:tc>
@@ -2735,7 +2735,7 @@
                 <w:i w:val="0"/>
                 <w:sz w:val="17"/>
               </w:rPr>
-              <w:t>Prière de verifier l'information donnée par PENDA SAMBA  DIALLO ou corriger au niveau de la section 1.</w:t>
+              <w:t>Prière de verifier l'information donnée par HAWA SAMBA DIALLO ou corriger au niveau de la section 1.</w:t>
             </w:r>
           </w:p>
         </w:tc>
@@ -2825,7 +2825,7 @@
                 <w:i w:val="0"/>
                 <w:sz w:val="17"/>
               </w:rPr>
-              <w:t>Prière de verifier l'information donnée par SAMBA DIOULDE DIALLO ou corriger au niveau de la section 1.</w:t>
+              <w:t>Prière de verifier l'information donnée par MARY SAMBA DIALLO ou corriger au niveau de la section 1.</w:t>
             </w:r>
           </w:p>
         </w:tc>
@@ -2884,7 +2884,7 @@
                 <w:color w:val="16A34A"/>
                 <w:sz w:val="16"/>
               </w:rPr>
-              <w:t>s00q27, s01q03a, s01q03b, s01q03c, s01q00b</w:t>
+              <w:t>—</w:t>
             </w:r>
           </w:p>
         </w:tc>
@@ -2915,7 +2915,7 @@
                 <w:i w:val="0"/>
                 <w:sz w:val="17"/>
               </w:rPr>
-              <w:t>Les informations sur l'acte de naissance (ni Jours, ni mois et ni années) de  ABDOULAYE ISMA BA  manquent, s'il vous plait pouvez-vous fournir d'effort pour avoir ces informations.</w:t>
+              <w:t>Prière de verifier l'information donnée par PENDA SAMBA  DIALLO ou corriger au niveau de la section 1.</w:t>
             </w:r>
           </w:p>
         </w:tc>
@@ -2974,7 +2974,7 @@
                 <w:color w:val="16A34A"/>
                 <w:sz w:val="16"/>
               </w:rPr>
-              <w:t>s00q27, s01q03a, s01q03b, s01q03c, s01q00b</w:t>
+              <w:t>—</w:t>
             </w:r>
           </w:p>
         </w:tc>
@@ -3005,457 +3005,7 @@
                 <w:i w:val="0"/>
                 <w:sz w:val="17"/>
               </w:rPr>
-              <w:t>Les informations sur l'acte de naissance (ni Jours, ni mois et ni années) de  AMADOU BA  manquent, s'il vous plait pouvez-vous fournir d'effort pour avoir ces informations.</w:t>
-            </w:r>
-          </w:p>
-        </w:tc>
-      </w:tr>
-      <w:tr>
-        <w:tc>
-          <w:tcPr>
-            <w:tcW w:type="dxa" w:w="964"/>
-          </w:tcPr>
-          <w:p>
-            <w:r>
-              <w:rPr>
-                <w:b/>
-                <w:i w:val="0"/>
-                <w:color w:val="EA580C"/>
-                <w:sz w:val="16"/>
-              </w:rPr>
-              <w:t>Moyenne</w:t>
-            </w:r>
-          </w:p>
-        </w:tc>
-        <w:tc>
-          <w:tcPr>
-            <w:tcW w:type="dxa" w:w="1247"/>
-          </w:tcPr>
-          <w:p>
-            <w:r>
-              <w:rPr>
-                <w:b/>
-                <w:i w:val="0"/>
-                <w:sz w:val="16"/>
-              </w:rPr>
-              <w:t>S01</w:t>
-              <w:br/>
-            </w:r>
-            <w:r>
-              <w:rPr>
-                <w:b w:val="0"/>
-                <w:i w:val="0"/>
-                <w:color w:val="64748B"/>
-                <w:sz w:val="14"/>
-              </w:rPr>
-              <w:t>Démographie</w:t>
-            </w:r>
-          </w:p>
-        </w:tc>
-        <w:tc>
-          <w:tcPr>
-            <w:tcW w:type="dxa" w:w="1531"/>
-          </w:tcPr>
-          <w:p>
-            <w:r>
-              <w:rPr>
-                <w:b/>
-                <w:i w:val="0"/>
-                <w:color w:val="16A34A"/>
-                <w:sz w:val="16"/>
-              </w:rPr>
-              <w:t>s00q27, s01q03a, s01q03b, s01q03c, s01q00b</w:t>
-            </w:r>
-          </w:p>
-        </w:tc>
-        <w:tc>
-          <w:tcPr>
-            <w:tcW w:type="dxa" w:w="1191"/>
-          </w:tcPr>
-          <w:p>
-            <w:r>
-              <w:rPr>
-                <w:b w:val="0"/>
-                <w:i w:val="0"/>
-                <w:color w:val="64748B"/>
-                <w:sz w:val="16"/>
-              </w:rPr>
-              <w:t>GT-CQ</w:t>
-            </w:r>
-          </w:p>
-        </w:tc>
-        <w:tc>
-          <w:tcPr>
-            <w:tcW w:type="dxa" w:w="4706"/>
-          </w:tcPr>
-          <w:p>
-            <w:r>
-              <w:rPr>
-                <w:b w:val="0"/>
-                <w:i w:val="0"/>
-                <w:sz w:val="17"/>
-              </w:rPr>
-              <w:t>Les informations sur l'acte de naissance (ni Jours, ni mois et ni années) de  HABY BA  manquent, s'il vous plait pouvez-vous fournir d'effort pour avoir ces informations.</w:t>
-            </w:r>
-          </w:p>
-        </w:tc>
-      </w:tr>
-      <w:tr>
-        <w:tc>
-          <w:tcPr>
-            <w:tcW w:type="dxa" w:w="964"/>
-          </w:tcPr>
-          <w:p>
-            <w:r>
-              <w:rPr>
-                <w:b/>
-                <w:i w:val="0"/>
-                <w:color w:val="EA580C"/>
-                <w:sz w:val="16"/>
-              </w:rPr>
-              <w:t>Moyenne</w:t>
-            </w:r>
-          </w:p>
-        </w:tc>
-        <w:tc>
-          <w:tcPr>
-            <w:tcW w:type="dxa" w:w="1247"/>
-          </w:tcPr>
-          <w:p>
-            <w:r>
-              <w:rPr>
-                <w:b/>
-                <w:i w:val="0"/>
-                <w:sz w:val="16"/>
-              </w:rPr>
-              <w:t>S01</w:t>
-              <w:br/>
-            </w:r>
-            <w:r>
-              <w:rPr>
-                <w:b w:val="0"/>
-                <w:i w:val="0"/>
-                <w:color w:val="64748B"/>
-                <w:sz w:val="14"/>
-              </w:rPr>
-              <w:t>Démographie</w:t>
-            </w:r>
-          </w:p>
-        </w:tc>
-        <w:tc>
-          <w:tcPr>
-            <w:tcW w:type="dxa" w:w="1531"/>
-          </w:tcPr>
-          <w:p>
-            <w:r>
-              <w:rPr>
-                <w:b/>
-                <w:i w:val="0"/>
-                <w:color w:val="16A34A"/>
-                <w:sz w:val="16"/>
-              </w:rPr>
-              <w:t>s00q27, s01q03a, s01q03b, s01q03c, s01q00b</w:t>
-            </w:r>
-          </w:p>
-        </w:tc>
-        <w:tc>
-          <w:tcPr>
-            <w:tcW w:type="dxa" w:w="1191"/>
-          </w:tcPr>
-          <w:p>
-            <w:r>
-              <w:rPr>
-                <w:b w:val="0"/>
-                <w:i w:val="0"/>
-                <w:color w:val="64748B"/>
-                <w:sz w:val="16"/>
-              </w:rPr>
-              <w:t>GT-CQ</w:t>
-            </w:r>
-          </w:p>
-        </w:tc>
-        <w:tc>
-          <w:tcPr>
-            <w:tcW w:type="dxa" w:w="4706"/>
-          </w:tcPr>
-          <w:p>
-            <w:r>
-              <w:rPr>
-                <w:b w:val="0"/>
-                <w:i w:val="0"/>
-                <w:sz w:val="17"/>
-              </w:rPr>
-              <w:t>Les informations sur l'acte de naissance (ni Jours, ni mois et ni années) de  HAWA SAMBA DIALLO  manquent, s'il vous plait pouvez-vous fournir d'effort pour avoir ces informations.</w:t>
-            </w:r>
-          </w:p>
-        </w:tc>
-      </w:tr>
-      <w:tr>
-        <w:tc>
-          <w:tcPr>
-            <w:tcW w:type="dxa" w:w="964"/>
-          </w:tcPr>
-          <w:p>
-            <w:r>
-              <w:rPr>
-                <w:b/>
-                <w:i w:val="0"/>
-                <w:color w:val="EA580C"/>
-                <w:sz w:val="16"/>
-              </w:rPr>
-              <w:t>Moyenne</w:t>
-            </w:r>
-          </w:p>
-        </w:tc>
-        <w:tc>
-          <w:tcPr>
-            <w:tcW w:type="dxa" w:w="1247"/>
-          </w:tcPr>
-          <w:p>
-            <w:r>
-              <w:rPr>
-                <w:b/>
-                <w:i w:val="0"/>
-                <w:sz w:val="16"/>
-              </w:rPr>
-              <w:t>S01</w:t>
-              <w:br/>
-            </w:r>
-            <w:r>
-              <w:rPr>
-                <w:b w:val="0"/>
-                <w:i w:val="0"/>
-                <w:color w:val="64748B"/>
-                <w:sz w:val="14"/>
-              </w:rPr>
-              <w:t>Démographie</w:t>
-            </w:r>
-          </w:p>
-        </w:tc>
-        <w:tc>
-          <w:tcPr>
-            <w:tcW w:type="dxa" w:w="1531"/>
-          </w:tcPr>
-          <w:p>
-            <w:r>
-              <w:rPr>
-                <w:b/>
-                <w:i w:val="0"/>
-                <w:color w:val="16A34A"/>
-                <w:sz w:val="16"/>
-              </w:rPr>
-              <w:t>—</w:t>
-            </w:r>
-          </w:p>
-        </w:tc>
-        <w:tc>
-          <w:tcPr>
-            <w:tcW w:type="dxa" w:w="1191"/>
-          </w:tcPr>
-          <w:p>
-            <w:r>
-              <w:rPr>
-                <w:b w:val="0"/>
-                <w:i w:val="0"/>
-                <w:color w:val="64748B"/>
-                <w:sz w:val="16"/>
-              </w:rPr>
-              <w:t>GT-CQ</w:t>
-            </w:r>
-          </w:p>
-        </w:tc>
-        <w:tc>
-          <w:tcPr>
-            <w:tcW w:type="dxa" w:w="4706"/>
-          </w:tcPr>
-          <w:p>
-            <w:r>
-              <w:rPr>
-                <w:b w:val="0"/>
-                <w:i w:val="0"/>
-                <w:sz w:val="17"/>
-              </w:rPr>
-              <w:t>Dans le cas contraire rassurez vous que c'est bien son fils/fille biologique.</w:t>
-            </w:r>
-          </w:p>
-        </w:tc>
-      </w:tr>
-      <w:tr>
-        <w:tc>
-          <w:tcPr>
-            <w:tcW w:type="dxa" w:w="964"/>
-          </w:tcPr>
-          <w:p>
-            <w:r>
-              <w:rPr>
-                <w:b/>
-                <w:i w:val="0"/>
-                <w:color w:val="EA580C"/>
-                <w:sz w:val="16"/>
-              </w:rPr>
-              <w:t>Moyenne</w:t>
-            </w:r>
-          </w:p>
-        </w:tc>
-        <w:tc>
-          <w:tcPr>
-            <w:tcW w:type="dxa" w:w="1247"/>
-          </w:tcPr>
-          <w:p>
-            <w:r>
-              <w:rPr>
-                <w:b/>
-                <w:i w:val="0"/>
-                <w:sz w:val="16"/>
-              </w:rPr>
-              <w:t>S01</w:t>
-              <w:br/>
-            </w:r>
-            <w:r>
-              <w:rPr>
-                <w:b w:val="0"/>
-                <w:i w:val="0"/>
-                <w:color w:val="64748B"/>
-                <w:sz w:val="14"/>
-              </w:rPr>
-              <w:t>Démographie</w:t>
-            </w:r>
-          </w:p>
-        </w:tc>
-        <w:tc>
-          <w:tcPr>
-            <w:tcW w:type="dxa" w:w="1531"/>
-          </w:tcPr>
-          <w:p>
-            <w:r>
-              <w:rPr>
-                <w:b/>
-                <w:i w:val="0"/>
-                <w:color w:val="16A34A"/>
-                <w:sz w:val="16"/>
-              </w:rPr>
-              <w:t>—</w:t>
-            </w:r>
-          </w:p>
-        </w:tc>
-        <w:tc>
-          <w:tcPr>
-            <w:tcW w:type="dxa" w:w="1191"/>
-          </w:tcPr>
-          <w:p>
-            <w:r>
-              <w:rPr>
-                <w:b w:val="0"/>
-                <w:i w:val="0"/>
-                <w:color w:val="64748B"/>
-                <w:sz w:val="16"/>
-              </w:rPr>
-              <w:t>GT-CQ</w:t>
-            </w:r>
-          </w:p>
-        </w:tc>
-        <w:tc>
-          <w:tcPr>
-            <w:tcW w:type="dxa" w:w="4706"/>
-          </w:tcPr>
-          <w:p>
-            <w:r>
-              <w:rPr>
-                <w:b w:val="0"/>
-                <w:i w:val="0"/>
-                <w:sz w:val="17"/>
-              </w:rPr>
-              <w:t>Prière de verifier l'information donnée par HAWA SAMBA DIALLO ou corriger au niveau de la section 1.</w:t>
-            </w:r>
-          </w:p>
-        </w:tc>
-      </w:tr>
-      <w:tr>
-        <w:tc>
-          <w:tcPr>
-            <w:tcW w:type="dxa" w:w="964"/>
-          </w:tcPr>
-          <w:p>
-            <w:r>
-              <w:rPr>
-                <w:b/>
-                <w:i w:val="0"/>
-                <w:color w:val="EA580C"/>
-                <w:sz w:val="16"/>
-              </w:rPr>
-              <w:t>Moyenne</w:t>
-            </w:r>
-          </w:p>
-        </w:tc>
-        <w:tc>
-          <w:tcPr>
-            <w:tcW w:type="dxa" w:w="1247"/>
-          </w:tcPr>
-          <w:p>
-            <w:r>
-              <w:rPr>
-                <w:b/>
-                <w:i w:val="0"/>
-                <w:sz w:val="16"/>
-              </w:rPr>
-              <w:t>S01</w:t>
-              <w:br/>
-            </w:r>
-            <w:r>
-              <w:rPr>
-                <w:b w:val="0"/>
-                <w:i w:val="0"/>
-                <w:color w:val="64748B"/>
-                <w:sz w:val="14"/>
-              </w:rPr>
-              <w:t>Démographie</w:t>
-            </w:r>
-          </w:p>
-        </w:tc>
-        <w:tc>
-          <w:tcPr>
-            <w:tcW w:type="dxa" w:w="1531"/>
-          </w:tcPr>
-          <w:p>
-            <w:r>
-              <w:rPr>
-                <w:b/>
-                <w:i w:val="0"/>
-                <w:color w:val="16A34A"/>
-                <w:sz w:val="16"/>
-              </w:rPr>
-              <w:t>s00q27, s01q03a, s01q03b, s01q03c, s01q00b</w:t>
-            </w:r>
-          </w:p>
-        </w:tc>
-        <w:tc>
-          <w:tcPr>
-            <w:tcW w:type="dxa" w:w="1191"/>
-          </w:tcPr>
-          <w:p>
-            <w:r>
-              <w:rPr>
-                <w:b w:val="0"/>
-                <w:i w:val="0"/>
-                <w:color w:val="64748B"/>
-                <w:sz w:val="16"/>
-              </w:rPr>
-              <w:t>GT-CQ</w:t>
-            </w:r>
-          </w:p>
-        </w:tc>
-        <w:tc>
-          <w:tcPr>
-            <w:tcW w:type="dxa" w:w="4706"/>
-          </w:tcPr>
-          <w:p>
-            <w:r>
-              <w:rPr>
-                <w:b w:val="0"/>
-                <w:i w:val="0"/>
-                <w:sz w:val="17"/>
-              </w:rPr>
-              <w:t>Les informations sur l'acte de naissance (ni Jours, ni mois et ni années) de  SILEYMANE BA  manquent, s'il vous plait pouvez-vous fournir d'effort pour avoir ces informations.</w:t>
+              <w:t>Prière de verifier l'information donnée par SAMBA DIOULDE DIALLO ou corriger au niveau de la section 1.</w:t>
             </w:r>
           </w:p>
         </w:tc>
